--- a/交互产品开发/Output/教案/教案_第9周_AI 原型协作结构化.docx
+++ b/交互产品开发/Output/教案/教案_第9周_AI 原型协作结构化.docx
@@ -322,7 +322,7 @@
                 <w:kern w:val="0"/>
                 <w:sz w:val="24"/>
               </w:rPr>
-              <w:t xml:space="preserve">2023级数字媒体艺术影视班：第 9 周，周三2-5节</w:t>
+              <w:t xml:space="preserve">2023级数字媒体艺术影视班：第 17 周，周四2-5节</w:t>
             </w:r>
           </w:p>
         </w:tc>
@@ -876,7 +876,7 @@
                 <w:kern w:val="0"/>
                 <w:sz w:val="24"/>
               </w:rPr>
-              <w:t xml:space="preserve">必读书目：</w:t>
+              <w:t xml:space="preserve">课前指定阅读教材与章节：</w:t>
             </w:r>
           </w:p>
           <w:p>
@@ -900,7 +900,7 @@
                 <w:kern w:val="0"/>
                 <w:sz w:val="24"/>
               </w:rPr>
-              <w:t xml:space="preserve">Yvonne Rogers, Helen Sharp, Jennifer Preece 著；刘晓晖 等译：交互设计：超越人机交互（原书第5版）[M]. 机械工业出版社, 2020.</w:t>
+              <w:t xml:space="preserve">《数字媒体交互设计（慕课版）》第四章 Web端'电商平台'产品交互设计开发；第五章 移动端'教学助手'App产品交互设计开发</w:t>
             </w:r>
           </w:p>
         </w:tc>

--- a/交互产品开发/Output/教案/教案_第9周_AI 原型协作结构化.docx
+++ b/交互产品开发/Output/教案/教案_第9周_AI 原型协作结构化.docx
@@ -36,8 +36,8 @@
       </w:tblPr>
       <w:tblGrid>
         <w:gridCol w:w="1246"/>
-        <w:gridCol w:w="3894"/>
-        <w:gridCol w:w="3810"/>
+        <w:gridCol w:w="1740"/>
+        <w:gridCol w:w="5964"/>
       </w:tblGrid>
       <w:tr>
         <w:trPr>
@@ -66,15 +66,15 @@
               <w:jc w:val="center"/>
               <w:rPr>
                 <w:rFonts w:ascii="FangSong_GB2312" w:eastAsia="FangSong_GB2312" w:hAnsi="FangSong_GB2312" w:cs="FangSong_GB2312"/>
-                <w:color w:val="333333"/>
-                <w:kern w:val="0"/>
-                <w:sz w:val="24"/>
-              </w:rPr>
-            </w:pPr>
-            <w:r>
-              <w:rPr>
-                <w:rFonts w:ascii="FangSong_GB2312" w:eastAsia="FangSong_GB2312" w:hAnsi="FangSong_GB2312" w:cs="FangSong_GB2312" w:hint="eastAsia"/>
-                <w:color w:val="FF0000"/>
+                <w:color w:val="000000"/>
+                <w:kern w:val="0"/>
+                <w:sz w:val="24"/>
+              </w:rPr>
+            </w:pPr>
+            <w:r>
+              <w:rPr>
+                <w:rFonts w:ascii="FangSong_GB2312" w:eastAsia="FangSong_GB2312" w:hAnsi="FangSong_GB2312" w:cs="FangSong_GB2312" w:hint="eastAsia"/>
+                <w:color w:val="000000"/>
                 <w:kern w:val="0"/>
                 <w:sz w:val="24"/>
               </w:rPr>
@@ -106,19 +106,19 @@
               <w:jc w:val="center"/>
               <w:rPr>
                 <w:rFonts w:ascii="FangSong_GB2312" w:eastAsia="FangSong_GB2312" w:hAnsi="FangSong_GB2312" w:cs="FangSong_GB2312"/>
-                <w:color w:val="333333"/>
-                <w:kern w:val="0"/>
-                <w:sz w:val="24"/>
-              </w:rPr>
-            </w:pPr>
-            <w:r>
-              <w:rPr>
-                <w:rFonts w:ascii="FangSong_GB2312" w:eastAsia="FangSong_GB2312" w:hAnsi="FangSong_GB2312" w:cs="FangSong_GB2312" w:hint="eastAsia"/>
-                <w:color w:val="FF0000"/>
-                <w:kern w:val="0"/>
-                <w:sz w:val="24"/>
-              </w:rPr>
-              <w:t xml:space="preserve">项目九  AI 原型协作结构化</w:t>
+                <w:color w:val="000000"/>
+                <w:kern w:val="0"/>
+                <w:sz w:val="24"/>
+              </w:rPr>
+            </w:pPr>
+            <w:r>
+              <w:rPr>
+                <w:rFonts w:ascii="FangSong_GB2312" w:eastAsia="FangSong_GB2312" w:hAnsi="FangSong_GB2312" w:cs="FangSong_GB2312" w:hint="eastAsia"/>
+                <w:color w:val="000000"/>
+                <w:kern w:val="0"/>
+                <w:sz w:val="24"/>
+              </w:rPr>
+              <w:t xml:space="preserve">第9章  AI 原型协作结构化</w:t>
             </w:r>
           </w:p>
         </w:tc>
@@ -150,15 +150,15 @@
               <w:jc w:val="center"/>
               <w:rPr>
                 <w:rFonts w:ascii="FangSong_GB2312" w:eastAsia="FangSong_GB2312" w:hAnsi="FangSong_GB2312" w:cs="FangSong_GB2312"/>
-                <w:color w:val="333333"/>
-                <w:kern w:val="0"/>
-                <w:sz w:val="24"/>
-              </w:rPr>
-            </w:pPr>
-            <w:r>
-              <w:rPr>
-                <w:rFonts w:ascii="FangSong_GB2312" w:eastAsia="FangSong_GB2312" w:hAnsi="FangSong_GB2312" w:cs="FangSong_GB2312" w:hint="eastAsia"/>
-                <w:color w:val="FF0000"/>
+                <w:color w:val="000000"/>
+                <w:kern w:val="0"/>
+                <w:sz w:val="24"/>
+              </w:rPr>
+            </w:pPr>
+            <w:r>
+              <w:rPr>
+                <w:rFonts w:ascii="FangSong_GB2312" w:eastAsia="FangSong_GB2312" w:hAnsi="FangSong_GB2312" w:cs="FangSong_GB2312" w:hint="eastAsia"/>
+                <w:color w:val="000000"/>
                 <w:kern w:val="0"/>
                 <w:sz w:val="24"/>
               </w:rPr>
@@ -190,19 +190,19 @@
               <w:jc w:val="center"/>
               <w:rPr>
                 <w:rFonts w:ascii="FangSong_GB2312" w:eastAsia="FangSong_GB2312" w:hAnsi="FangSong_GB2312" w:cs="FangSong_GB2312"/>
-                <w:color w:val="333333"/>
-                <w:kern w:val="0"/>
-                <w:sz w:val="24"/>
-              </w:rPr>
-            </w:pPr>
-            <w:r>
-              <w:rPr>
-                <w:rFonts w:ascii="FangSong_GB2312" w:eastAsia="FangSong_GB2312" w:hAnsi="FangSong_GB2312" w:cs="FangSong_GB2312" w:hint="eastAsia"/>
-                <w:color w:val="FF0000"/>
-                <w:kern w:val="0"/>
-                <w:sz w:val="24"/>
-              </w:rPr>
-              <w:t xml:space="preserve">9.1 大语言模型的人机协同系统架构法；界面生成 Prompt 工程</w:t>
+                <w:color w:val="000000"/>
+                <w:kern w:val="0"/>
+                <w:sz w:val="24"/>
+              </w:rPr>
+            </w:pPr>
+            <w:r>
+              <w:rPr>
+                <w:rFonts w:ascii="FangSong_GB2312" w:eastAsia="FangSong_GB2312" w:hAnsi="FangSong_GB2312" w:cs="FangSong_GB2312" w:hint="eastAsia"/>
+                <w:color w:val="000000"/>
+                <w:kern w:val="0"/>
+                <w:sz w:val="24"/>
+              </w:rPr>
+              <w:t xml:space="preserve">9.1 大语言模型的人机协同系统架构应用；界面生成 Prompt 工程</w:t>
             </w:r>
           </w:p>
           <w:p>
@@ -213,15 +213,15 @@
               <w:jc w:val="center"/>
               <w:rPr>
                 <w:rFonts w:ascii="FangSong_GB2312" w:eastAsia="FangSong_GB2312" w:hAnsi="FangSong_GB2312" w:cs="FangSong_GB2312"/>
-                <w:color w:val="333333"/>
-                <w:kern w:val="0"/>
-                <w:sz w:val="24"/>
-              </w:rPr>
-            </w:pPr>
-            <w:r>
-              <w:rPr>
-                <w:rFonts w:ascii="FangSong_GB2312" w:eastAsia="FangSong_GB2312" w:hAnsi="FangSong_GB2312" w:cs="FangSong_GB2312" w:hint="eastAsia"/>
-                <w:color w:val="FF0000"/>
+                <w:color w:val="000000"/>
+                <w:kern w:val="0"/>
+                <w:sz w:val="24"/>
+              </w:rPr>
+            </w:pPr>
+            <w:r>
+              <w:rPr>
+                <w:rFonts w:ascii="FangSong_GB2312" w:eastAsia="FangSong_GB2312" w:hAnsi="FangSong_GB2312" w:cs="FangSong_GB2312" w:hint="eastAsia"/>
+                <w:color w:val="000000"/>
                 <w:kern w:val="0"/>
                 <w:sz w:val="24"/>
               </w:rPr>
@@ -765,7 +765,7 @@
                 <w:kern w:val="0"/>
                 <w:sz w:val="24"/>
               </w:rPr>
-              <w:t xml:space="preserve">重点：Vibe Coding 理念：基于确定的视觉/逻辑基座，向大模型输出结构化 Prompt</w:t>
+              <w:t xml:space="preserve">重点：Vibe Coding 理念与实操：基于确定的视觉/逻辑基座，向大模型输出结构化 Prompt</w:t>
             </w:r>
           </w:p>
           <w:p>
@@ -987,7 +987,7 @@
                 <w:kern w:val="0"/>
                 <w:sz w:val="24"/>
               </w:rPr>
-              <w:t xml:space="preserve">理论讲授、AI 生成翻车案例排雷、结构化 Prompt 演练</w:t>
+              <w:t xml:space="preserve">项目导引、AI 生成翻车案例排雷、结构化 Prompt 演练</w:t>
             </w:r>
           </w:p>
         </w:tc>
@@ -1042,7 +1042,7 @@
         </w:tc>
         <w:tc>
           <w:tcPr>
-            <w:tcW w:w="3894" w:type="dxa"/>
+            <w:tcW w:w="1740" w:type="dxa"/>
             <w:tcBorders>
               <w:top w:val="single" w:sz="4" w:space="0" w:color="auto"/>
               <w:left w:val="single" w:sz="4" w:space="0" w:color="auto"/>
@@ -1077,7 +1077,7 @@
         </w:tc>
         <w:tc>
           <w:tcPr>
-            <w:tcW w:w="3810" w:type="dxa"/>
+            <w:tcW w:w="5964" w:type="dxa"/>
             <w:tcBorders>
               <w:top w:val="single" w:sz="4" w:space="0" w:color="auto"/>
               <w:left w:val="single" w:sz="4" w:space="0" w:color="auto"/>
@@ -1137,7 +1137,7 @@
         </w:tc>
         <w:tc>
           <w:tcPr>
-            <w:tcW w:w="3894" w:type="dxa"/>
+            <w:tcW w:w="1740" w:type="dxa"/>
             <w:tcBorders>
               <w:top w:val="single" w:sz="4" w:space="0" w:color="auto"/>
               <w:left w:val="single" w:sz="4" w:space="0" w:color="auto"/>
@@ -1172,7 +1172,7 @@
         </w:tc>
         <w:tc>
           <w:tcPr>
-            <w:tcW w:w="3810" w:type="dxa"/>
+            <w:tcW w:w="5964" w:type="dxa"/>
             <w:tcBorders>
               <w:top w:val="single" w:sz="4" w:space="0" w:color="auto"/>
               <w:left w:val="single" w:sz="4" w:space="0" w:color="auto"/>
@@ -1202,47 +1202,87 @@
                 <w:kern w:val="0"/>
                 <w:sz w:val="24"/>
               </w:rPr>
-              <w:t xml:space="preserve">【教学组织】回顾 W08 Token Prompt 集，引出如何让 AI 理解我们的设计意图</w:t>
-            </w:r>
-          </w:p>
-          <w:p>
-            <w:pPr>
-              <w:widowControl/>
-              <w:spacing w:line="400" w:lineRule="exact"/>
-              <w:jc w:val="left"/>
-              <w:rPr>
-                <w:rFonts w:ascii="FangSong_GB2312" w:eastAsia="FangSong_GB2312" w:hAnsi="FangSong_GB2312" w:cs="FangSong_GB2312"/>
-                <w:kern w:val="0"/>
-                <w:sz w:val="24"/>
-              </w:rPr>
-            </w:pPr>
-            <w:r>
-              <w:rPr>
-                <w:rFonts w:ascii="FangSong_GB2312" w:eastAsia="FangSong_GB2312" w:hAnsi="FangSong_GB2312" w:cs="FangSong_GB2312" w:hint="eastAsia"/>
-                <w:kern w:val="0"/>
-                <w:sz w:val="24"/>
-              </w:rPr>
-              <w:t xml:space="preserve">【教学方法】理论讲授、AI 生成翻车案例排雷、结构化 Prompt 演练</w:t>
-            </w:r>
-          </w:p>
-          <w:p>
-            <w:pPr>
-              <w:widowControl/>
-              <w:spacing w:line="400" w:lineRule="exact"/>
-              <w:jc w:val="left"/>
-              <w:rPr>
-                <w:rFonts w:ascii="FangSong_GB2312" w:eastAsia="FangSong_GB2312" w:hAnsi="FangSong_GB2312" w:cs="FangSong_GB2312"/>
-                <w:kern w:val="0"/>
-                <w:sz w:val="24"/>
-              </w:rPr>
-            </w:pPr>
-            <w:r>
-              <w:rPr>
-                <w:rFonts w:ascii="FangSong_GB2312" w:eastAsia="FangSong_GB2312" w:hAnsi="FangSong_GB2312" w:cs="FangSong_GB2312" w:hint="eastAsia"/>
-                <w:kern w:val="0"/>
-                <w:sz w:val="24"/>
-              </w:rPr>
-              <w:t xml:space="preserve">【时间安排】约10分钟（0.2理论学时）</w:t>
+              <w:t xml:space="preserve">【教学组织】上次课知识回顾:</w:t>
+            </w:r>
+          </w:p>
+          <w:p>
+            <w:pPr>
+              <w:widowControl/>
+              <w:spacing w:line="400" w:lineRule="exact"/>
+              <w:jc w:val="left"/>
+              <w:rPr>
+                <w:rFonts w:ascii="FangSong_GB2312" w:eastAsia="FangSong_GB2312" w:hAnsi="FangSong_GB2312" w:cs="FangSong_GB2312"/>
+                <w:kern w:val="0"/>
+                <w:sz w:val="24"/>
+              </w:rPr>
+            </w:pPr>
+            <w:r>
+              <w:rPr>
+                <w:rFonts w:ascii="FangSong_GB2312" w:eastAsia="FangSong_GB2312" w:hAnsi="FangSong_GB2312" w:cs="FangSong_GB2312" w:hint="eastAsia"/>
+                <w:kern w:val="0"/>
+                <w:sz w:val="24"/>
+              </w:rPr>
+              <w:t xml:space="preserve">1. 回顾 W08 Token Prompt 集，引出如何让 AI 理解我们的设计意图</w:t>
+            </w:r>
+          </w:p>
+          <w:p>
+            <w:pPr>
+              <w:widowControl/>
+              <w:spacing w:line="400" w:lineRule="exact"/>
+              <w:jc w:val="left"/>
+              <w:rPr>
+                <w:rFonts w:ascii="FangSong_GB2312" w:eastAsia="FangSong_GB2312" w:hAnsi="FangSong_GB2312" w:cs="FangSong_GB2312"/>
+                <w:kern w:val="0"/>
+                <w:sz w:val="24"/>
+              </w:rPr>
+            </w:pPr>
+            <w:r>
+              <w:rPr>
+                <w:rFonts w:ascii="FangSong_GB2312" w:eastAsia="FangSong_GB2312" w:hAnsi="FangSong_GB2312" w:cs="FangSong_GB2312" w:hint="eastAsia"/>
+                <w:kern w:val="0"/>
+                <w:sz w:val="24"/>
+              </w:rPr>
+              <w:t xml:space="preserve">2. 检查学生对前置知识的掌握情况，建立新旧知识的逻辑桥梁。</w:t>
+            </w:r>
+          </w:p>
+          <w:p>
+            <w:pPr>
+              <w:widowControl/>
+              <w:spacing w:line="400" w:lineRule="exact"/>
+              <w:jc w:val="left"/>
+              <w:rPr>
+                <w:rFonts w:ascii="FangSong_GB2312" w:eastAsia="FangSong_GB2312" w:hAnsi="FangSong_GB2312" w:cs="FangSong_GB2312"/>
+                <w:kern w:val="0"/>
+                <w:sz w:val="24"/>
+              </w:rPr>
+            </w:pPr>
+            <w:r>
+              <w:rPr>
+                <w:rFonts w:ascii="FangSong_GB2312" w:eastAsia="FangSong_GB2312" w:hAnsi="FangSong_GB2312" w:cs="FangSong_GB2312" w:hint="eastAsia"/>
+                <w:kern w:val="0"/>
+                <w:sz w:val="24"/>
+              </w:rPr>
+              <w:t xml:space="preserve">【教学方法】项目导引、AI 生成翻车案例排雷、结构化 Prompt 演练</w:t>
+            </w:r>
+          </w:p>
+          <w:p>
+            <w:pPr>
+              <w:widowControl/>
+              <w:spacing w:line="400" w:lineRule="exact"/>
+              <w:jc w:val="left"/>
+              <w:rPr>
+                <w:rFonts w:ascii="FangSong_GB2312" w:eastAsia="FangSong_GB2312" w:hAnsi="FangSong_GB2312" w:cs="FangSong_GB2312"/>
+                <w:kern w:val="0"/>
+                <w:sz w:val="24"/>
+              </w:rPr>
+            </w:pPr>
+            <w:r>
+              <w:rPr>
+                <w:rFonts w:ascii="FangSong_GB2312" w:eastAsia="FangSong_GB2312" w:hAnsi="FangSong_GB2312" w:cs="FangSong_GB2312" w:hint="eastAsia"/>
+                <w:kern w:val="0"/>
+                <w:sz w:val="24"/>
+              </w:rPr>
+              <w:t xml:space="preserve">【时间安排】约10分钟（0.2实践学时）</w:t>
             </w:r>
           </w:p>
           <w:p>
@@ -1293,7 +1333,7 @@
         </w:tc>
         <w:tc>
           <w:tcPr>
-            <w:tcW w:w="3894" w:type="dxa"/>
+            <w:tcW w:w="1740" w:type="dxa"/>
             <w:tcBorders>
               <w:top w:val="single" w:sz="4" w:space="0" w:color="auto"/>
               <w:left w:val="single" w:sz="4" w:space="0" w:color="auto"/>
@@ -1329,7 +1369,7 @@
         </w:tc>
         <w:tc>
           <w:tcPr>
-            <w:tcW w:w="3810" w:type="dxa"/>
+            <w:tcW w:w="5964" w:type="dxa"/>
             <w:tcBorders>
               <w:top w:val="single" w:sz="4" w:space="0" w:color="auto"/>
               <w:left w:val="single" w:sz="4" w:space="0" w:color="auto"/>
@@ -1359,47 +1399,107 @@
                 <w:kern w:val="0"/>
                 <w:sz w:val="24"/>
               </w:rPr>
-              <w:t xml:space="preserve">【教学组织】现场演示向 AI 随意下达模糊指令后的翻车结果，引出结构化 Prompt 的必要性</w:t>
-            </w:r>
-          </w:p>
-          <w:p>
-            <w:pPr>
-              <w:widowControl/>
-              <w:spacing w:line="400" w:lineRule="exact"/>
-              <w:jc w:val="left"/>
-              <w:rPr>
-                <w:rFonts w:ascii="FangSong_GB2312" w:eastAsia="FangSong_GB2312" w:hAnsi="FangSong_GB2312" w:cs="FangSong_GB2312"/>
-                <w:kern w:val="0"/>
-                <w:sz w:val="24"/>
-              </w:rPr>
-            </w:pPr>
-            <w:r>
-              <w:rPr>
-                <w:rFonts w:ascii="FangSong_GB2312" w:eastAsia="FangSong_GB2312" w:hAnsi="FangSong_GB2312" w:cs="FangSong_GB2312" w:hint="eastAsia"/>
-                <w:kern w:val="0"/>
-                <w:sz w:val="24"/>
-              </w:rPr>
-              <w:t xml:space="preserve">【教学方法】理论讲授、AI 生成翻车案例排雷、结构化 Prompt 演练</w:t>
-            </w:r>
-          </w:p>
-          <w:p>
-            <w:pPr>
-              <w:widowControl/>
-              <w:spacing w:line="400" w:lineRule="exact"/>
-              <w:jc w:val="left"/>
-              <w:rPr>
-                <w:rFonts w:ascii="FangSong_GB2312" w:eastAsia="FangSong_GB2312" w:hAnsi="FangSong_GB2312" w:cs="FangSong_GB2312"/>
-                <w:kern w:val="0"/>
-                <w:sz w:val="24"/>
-              </w:rPr>
-            </w:pPr>
-            <w:r>
-              <w:rPr>
-                <w:rFonts w:ascii="FangSong_GB2312" w:eastAsia="FangSong_GB2312" w:hAnsi="FangSong_GB2312" w:cs="FangSong_GB2312" w:hint="eastAsia"/>
-                <w:kern w:val="0"/>
-                <w:sz w:val="24"/>
-              </w:rPr>
-              <w:t xml:space="preserve">【时间安排】约10分钟（0.2理论学时）</w:t>
+              <w:t xml:space="preserve">【教学组织】课程情境导入:</w:t>
+            </w:r>
+          </w:p>
+          <w:p>
+            <w:pPr>
+              <w:widowControl/>
+              <w:spacing w:line="400" w:lineRule="exact"/>
+              <w:jc w:val="left"/>
+              <w:rPr>
+                <w:rFonts w:ascii="FangSong_GB2312" w:eastAsia="FangSong_GB2312" w:hAnsi="FangSong_GB2312" w:cs="FangSong_GB2312"/>
+                <w:kern w:val="0"/>
+                <w:sz w:val="24"/>
+              </w:rPr>
+            </w:pPr>
+            <w:r>
+              <w:rPr>
+                <w:rFonts w:ascii="FangSong_GB2312" w:eastAsia="FangSong_GB2312" w:hAnsi="FangSong_GB2312" w:cs="FangSong_GB2312" w:hint="eastAsia"/>
+                <w:kern w:val="0"/>
+                <w:sz w:val="24"/>
+              </w:rPr>
+              <w:t xml:space="preserve">1. 现场演示向 AI 随意下达模糊指令后的翻车结果，引出结构化 Prompt 的必要性</w:t>
+            </w:r>
+          </w:p>
+          <w:p>
+            <w:pPr>
+              <w:widowControl/>
+              <w:spacing w:line="400" w:lineRule="exact"/>
+              <w:jc w:val="left"/>
+              <w:rPr>
+                <w:rFonts w:ascii="FangSong_GB2312" w:eastAsia="FangSong_GB2312" w:hAnsi="FangSong_GB2312" w:cs="FangSong_GB2312"/>
+                <w:kern w:val="0"/>
+                <w:sz w:val="24"/>
+              </w:rPr>
+            </w:pPr>
+            <w:r>
+              <w:rPr>
+                <w:rFonts w:ascii="FangSong_GB2312" w:eastAsia="FangSong_GB2312" w:hAnsi="FangSong_GB2312" w:cs="FangSong_GB2312" w:hint="eastAsia"/>
+                <w:kern w:val="0"/>
+                <w:sz w:val="24"/>
+              </w:rPr>
+              <w:t xml:space="preserve">2. 明确本节课核心聚焦点：Vibe Coding 理念与实操：基于确定的视觉/逻辑基座，向大模型输出结构化 Prompt</w:t>
+            </w:r>
+          </w:p>
+          <w:p>
+            <w:pPr>
+              <w:widowControl/>
+              <w:spacing w:line="400" w:lineRule="exact"/>
+              <w:jc w:val="left"/>
+              <w:rPr>
+                <w:rFonts w:ascii="FangSong_GB2312" w:eastAsia="FangSong_GB2312" w:hAnsi="FangSong_GB2312" w:cs="FangSong_GB2312"/>
+                <w:kern w:val="0"/>
+                <w:sz w:val="24"/>
+              </w:rPr>
+            </w:pPr>
+            <w:r>
+              <w:rPr>
+                <w:rFonts w:ascii="FangSong_GB2312" w:eastAsia="FangSong_GB2312" w:hAnsi="FangSong_GB2312" w:cs="FangSong_GB2312" w:hint="eastAsia"/>
+                <w:kern w:val="0"/>
+                <w:sz w:val="24"/>
+              </w:rPr>
+              <w:t xml:space="preserve">3. 激发学生学习动机与探索兴趣。</w:t>
+            </w:r>
+          </w:p>
+          <w:p>
+            <w:pPr>
+              <w:widowControl/>
+              <w:spacing w:line="400" w:lineRule="exact"/>
+              <w:jc w:val="left"/>
+              <w:rPr>
+                <w:rFonts w:ascii="FangSong_GB2312" w:eastAsia="FangSong_GB2312" w:hAnsi="FangSong_GB2312" w:cs="FangSong_GB2312"/>
+                <w:kern w:val="0"/>
+                <w:sz w:val="24"/>
+              </w:rPr>
+            </w:pPr>
+            <w:r>
+              <w:rPr>
+                <w:rFonts w:ascii="FangSong_GB2312" w:eastAsia="FangSong_GB2312" w:hAnsi="FangSong_GB2312" w:cs="FangSong_GB2312" w:hint="eastAsia"/>
+                <w:kern w:val="0"/>
+                <w:sz w:val="24"/>
+              </w:rPr>
+              <w:t xml:space="preserve">【教学方法】项目导引、AI 生成翻车案例排雷、结构化 Prompt 演练</w:t>
+            </w:r>
+          </w:p>
+          <w:p>
+            <w:pPr>
+              <w:widowControl/>
+              <w:spacing w:line="400" w:lineRule="exact"/>
+              <w:jc w:val="left"/>
+              <w:rPr>
+                <w:rFonts w:ascii="FangSong_GB2312" w:eastAsia="FangSong_GB2312" w:hAnsi="FangSong_GB2312" w:cs="FangSong_GB2312"/>
+                <w:kern w:val="0"/>
+                <w:sz w:val="24"/>
+              </w:rPr>
+            </w:pPr>
+            <w:r>
+              <w:rPr>
+                <w:rFonts w:ascii="FangSong_GB2312" w:eastAsia="FangSong_GB2312" w:hAnsi="FangSong_GB2312" w:cs="FangSong_GB2312" w:hint="eastAsia"/>
+                <w:kern w:val="0"/>
+                <w:sz w:val="24"/>
+              </w:rPr>
+              <w:t xml:space="preserve">【时间安排】约10分钟（0.2实践学时）</w:t>
             </w:r>
           </w:p>
           <w:p>
@@ -1450,7 +1550,7 @@
         </w:tc>
         <w:tc>
           <w:tcPr>
-            <w:tcW w:w="3894" w:type="dxa"/>
+            <w:tcW w:w="1740" w:type="dxa"/>
             <w:tcBorders>
               <w:top w:val="single" w:sz="4" w:space="0" w:color="auto"/>
               <w:left w:val="single" w:sz="4" w:space="0" w:color="auto"/>
@@ -1479,13 +1579,21 @@
                 <w:kern w:val="0"/>
                 <w:sz w:val="24"/>
               </w:rPr>
-              <w:t>新课讲授</w:t>
-            </w:r>
-          </w:p>
-        </w:tc>
-        <w:tc>
-          <w:tcPr>
-            <w:tcW w:w="3810" w:type="dxa"/>
+              <w:t>新课</w:t>
+            </w:r>
+            <w:r>
+              <w:rPr>
+                <w:rFonts w:ascii="FangSong_GB2312" w:eastAsia="FangSong_GB2312" w:hAnsi="FangSong_GB2312" w:cs="FangSong_GB2312" w:hint="eastAsia"/>
+                <w:kern w:val="0"/>
+                <w:sz w:val="24"/>
+              </w:rPr>
+              <w:t>演示</w:t>
+            </w:r>
+          </w:p>
+        </w:tc>
+        <w:tc>
+          <w:tcPr>
+            <w:tcW w:w="5964" w:type="dxa"/>
             <w:tcBorders>
               <w:top w:val="single" w:sz="4" w:space="0" w:color="auto"/>
               <w:left w:val="single" w:sz="4" w:space="0" w:color="auto"/>
@@ -1515,47 +1623,127 @@
                 <w:kern w:val="0"/>
                 <w:sz w:val="24"/>
               </w:rPr>
-              <w:t xml:space="preserve">【教学组织】Vibe Coding 理念、LLM 代码生成的约束边界、System Prompt 结构化方法、常见翻车模式与排雷</w:t>
-            </w:r>
-          </w:p>
-          <w:p>
-            <w:pPr>
-              <w:widowControl/>
-              <w:spacing w:line="400" w:lineRule="exact"/>
-              <w:jc w:val="left"/>
-              <w:rPr>
-                <w:rFonts w:ascii="FangSong_GB2312" w:eastAsia="FangSong_GB2312" w:hAnsi="FangSong_GB2312" w:cs="FangSong_GB2312"/>
-                <w:kern w:val="0"/>
-                <w:sz w:val="24"/>
-              </w:rPr>
-            </w:pPr>
-            <w:r>
-              <w:rPr>
-                <w:rFonts w:ascii="FangSong_GB2312" w:eastAsia="FangSong_GB2312" w:hAnsi="FangSong_GB2312" w:cs="FangSong_GB2312" w:hint="eastAsia"/>
-                <w:kern w:val="0"/>
-                <w:sz w:val="24"/>
-              </w:rPr>
-              <w:t xml:space="preserve">【教学方法】理论讲授、AI 生成翻车案例排雷、结构化 Prompt 演练</w:t>
-            </w:r>
-          </w:p>
-          <w:p>
-            <w:pPr>
-              <w:widowControl/>
-              <w:spacing w:line="400" w:lineRule="exact"/>
-              <w:jc w:val="left"/>
-              <w:rPr>
-                <w:rFonts w:ascii="FangSong_GB2312" w:eastAsia="FangSong_GB2312" w:hAnsi="FangSong_GB2312" w:cs="FangSong_GB2312"/>
-                <w:kern w:val="0"/>
-                <w:sz w:val="24"/>
-              </w:rPr>
-            </w:pPr>
-            <w:r>
-              <w:rPr>
-                <w:rFonts w:ascii="FangSong_GB2312" w:eastAsia="FangSong_GB2312" w:hAnsi="FangSong_GB2312" w:cs="FangSong_GB2312" w:hint="eastAsia"/>
-                <w:kern w:val="0"/>
-                <w:sz w:val="24"/>
-              </w:rPr>
-              <w:t xml:space="preserve">【时间安排】约70分钟（1.6理论学时）</w:t>
+              <w:t xml:space="preserve">【教学组织】核心方法与实操解析:</w:t>
+            </w:r>
+          </w:p>
+          <w:p>
+            <w:pPr>
+              <w:widowControl/>
+              <w:spacing w:line="400" w:lineRule="exact"/>
+              <w:jc w:val="left"/>
+              <w:rPr>
+                <w:rFonts w:ascii="FangSong_GB2312" w:eastAsia="FangSong_GB2312" w:hAnsi="FangSong_GB2312" w:cs="FangSong_GB2312"/>
+                <w:kern w:val="0"/>
+                <w:sz w:val="24"/>
+              </w:rPr>
+            </w:pPr>
+            <w:r>
+              <w:rPr>
+                <w:rFonts w:ascii="FangSong_GB2312" w:eastAsia="FangSong_GB2312" w:hAnsi="FangSong_GB2312" w:cs="FangSong_GB2312" w:hint="eastAsia"/>
+                <w:kern w:val="0"/>
+                <w:sz w:val="24"/>
+              </w:rPr>
+              <w:t xml:space="preserve">1. 实训主线：Vibe Coding 理念与实操、LLM 代码生成的约束边界、System Prompt 结构化方法、常见翻车模式与排雷</w:t>
+            </w:r>
+          </w:p>
+          <w:p>
+            <w:pPr>
+              <w:widowControl/>
+              <w:spacing w:line="400" w:lineRule="exact"/>
+              <w:jc w:val="left"/>
+              <w:rPr>
+                <w:rFonts w:ascii="FangSong_GB2312" w:eastAsia="FangSong_GB2312" w:hAnsi="FangSong_GB2312" w:cs="FangSong_GB2312"/>
+                <w:kern w:val="0"/>
+                <w:sz w:val="24"/>
+              </w:rPr>
+            </w:pPr>
+            <w:r>
+              <w:rPr>
+                <w:rFonts w:ascii="FangSong_GB2312" w:eastAsia="FangSong_GB2312" w:hAnsi="FangSong_GB2312" w:cs="FangSong_GB2312" w:hint="eastAsia"/>
+                <w:kern w:val="0"/>
+                <w:sz w:val="24"/>
+              </w:rPr>
+              <w:t xml:space="preserve">2. 实践要点拆解：9.1 大语言模型的人机协同系统架构应用；界面生成 Prompt 工程 9.2 启动 实验3(Exp3)，通过 v0 生成应用初始视图壳层</w:t>
+            </w:r>
+          </w:p>
+          <w:p>
+            <w:pPr>
+              <w:widowControl/>
+              <w:spacing w:line="400" w:lineRule="exact"/>
+              <w:jc w:val="left"/>
+              <w:rPr>
+                <w:rFonts w:ascii="FangSong_GB2312" w:eastAsia="FangSong_GB2312" w:hAnsi="FangSong_GB2312" w:cs="FangSong_GB2312"/>
+                <w:kern w:val="0"/>
+                <w:sz w:val="24"/>
+              </w:rPr>
+            </w:pPr>
+            <w:r>
+              <w:rPr>
+                <w:rFonts w:ascii="FangSong_GB2312" w:eastAsia="FangSong_GB2312" w:hAnsi="FangSong_GB2312" w:cs="FangSong_GB2312" w:hint="eastAsia"/>
+                <w:kern w:val="0"/>
+                <w:sz w:val="24"/>
+              </w:rPr>
+              <w:t xml:space="preserve">3. 重难点突破：针对“将前期输出的流转图与 Tokens 精准转化为大模型可懂的系统级指令语料”，采用案例剖析策略。</w:t>
+            </w:r>
+          </w:p>
+          <w:p>
+            <w:pPr>
+              <w:widowControl/>
+              <w:spacing w:line="400" w:lineRule="exact"/>
+              <w:jc w:val="left"/>
+              <w:rPr>
+                <w:rFonts w:ascii="FangSong_GB2312" w:eastAsia="FangSong_GB2312" w:hAnsi="FangSong_GB2312" w:cs="FangSong_GB2312"/>
+                <w:kern w:val="0"/>
+                <w:sz w:val="24"/>
+              </w:rPr>
+            </w:pPr>
+            <w:r>
+              <w:rPr>
+                <w:rFonts w:ascii="FangSong_GB2312" w:eastAsia="FangSong_GB2312" w:hAnsi="FangSong_GB2312" w:cs="FangSong_GB2312" w:hint="eastAsia"/>
+                <w:kern w:val="0"/>
+                <w:sz w:val="24"/>
+              </w:rPr>
+              <w:t xml:space="preserve">4. 支撑目标：理解 AI 生成代码的边界与约束</w:t>
+            </w:r>
+          </w:p>
+          <w:p>
+            <w:pPr>
+              <w:widowControl/>
+              <w:spacing w:line="400" w:lineRule="exact"/>
+              <w:jc w:val="left"/>
+              <w:rPr>
+                <w:rFonts w:ascii="FangSong_GB2312" w:eastAsia="FangSong_GB2312" w:hAnsi="FangSong_GB2312" w:cs="FangSong_GB2312"/>
+                <w:kern w:val="0"/>
+                <w:sz w:val="24"/>
+              </w:rPr>
+            </w:pPr>
+            <w:r>
+              <w:rPr>
+                <w:rFonts w:ascii="FangSong_GB2312" w:eastAsia="FangSong_GB2312" w:hAnsi="FangSong_GB2312" w:cs="FangSong_GB2312" w:hint="eastAsia"/>
+                <w:kern w:val="0"/>
+                <w:sz w:val="24"/>
+              </w:rPr>
+              <w:t xml:space="preserve">【教学方法】项目导引、AI 生成翻车案例排雷、结构化 Prompt 演练</w:t>
+            </w:r>
+          </w:p>
+          <w:p>
+            <w:pPr>
+              <w:widowControl/>
+              <w:spacing w:line="400" w:lineRule="exact"/>
+              <w:jc w:val="left"/>
+              <w:rPr>
+                <w:rFonts w:ascii="FangSong_GB2312" w:eastAsia="FangSong_GB2312" w:hAnsi="FangSong_GB2312" w:cs="FangSong_GB2312"/>
+                <w:kern w:val="0"/>
+                <w:sz w:val="24"/>
+              </w:rPr>
+            </w:pPr>
+            <w:r>
+              <w:rPr>
+                <w:rFonts w:ascii="FangSong_GB2312" w:eastAsia="FangSong_GB2312" w:hAnsi="FangSong_GB2312" w:cs="FangSong_GB2312" w:hint="eastAsia"/>
+                <w:kern w:val="0"/>
+                <w:sz w:val="24"/>
+              </w:rPr>
+              <w:t xml:space="preserve">【时间安排】约70分钟（1.6实践学时）</w:t>
             </w:r>
           </w:p>
           <w:p>
@@ -1635,7 +1823,7 @@
         </w:tc>
         <w:tc>
           <w:tcPr>
-            <w:tcW w:w="3894" w:type="dxa"/>
+            <w:tcW w:w="1740" w:type="dxa"/>
             <w:tcBorders>
               <w:top w:val="single" w:sz="4" w:space="0" w:color="auto"/>
               <w:left w:val="single" w:sz="4" w:space="0" w:color="auto"/>
@@ -1656,7 +1844,7 @@
                 <w:rFonts w:ascii="FangSong_GB2312" w:eastAsia="FangSong_GB2312" w:hAnsi="FangSong_GB2312" w:cs="FangSong_GB2312"/>
                 <w:b/>
                 <w:bCs/>
-                <w:color w:val="FF0000"/>
+                <w:color w:val="000000"/>
                 <w:kern w:val="0"/>
                 <w:sz w:val="24"/>
               </w:rPr>
@@ -1666,7 +1854,7 @@
                 <w:rFonts w:ascii="FangSong_GB2312" w:eastAsia="FangSong_GB2312" w:hAnsi="FangSong_GB2312" w:cs="FangSong_GB2312" w:hint="eastAsia"/>
                 <w:b/>
                 <w:bCs/>
-                <w:color w:val="FF0000"/>
+                <w:color w:val="000000"/>
                 <w:kern w:val="0"/>
                 <w:sz w:val="24"/>
               </w:rPr>
@@ -1676,7 +1864,7 @@
         </w:tc>
         <w:tc>
           <w:tcPr>
-            <w:tcW w:w="3810" w:type="dxa"/>
+            <w:tcW w:w="5964" w:type="dxa"/>
             <w:tcBorders>
               <w:top w:val="single" w:sz="4" w:space="0" w:color="auto"/>
               <w:left w:val="single" w:sz="4" w:space="0" w:color="auto"/>
@@ -1696,53 +1884,125 @@
               <w:jc w:val="left"/>
               <w:rPr>
                 <w:rFonts w:ascii="FangSong_GB2312" w:eastAsia="FangSong_GB2312" w:hAnsi="FangSong_GB2312" w:cs="FangSong_GB2312"/>
-                <w:kern w:val="0"/>
-                <w:sz w:val="24"/>
-              </w:rPr>
-            </w:pPr>
-            <w:r>
-              <w:rPr>
-                <w:rFonts w:ascii="FangSong_GB2312" w:eastAsia="FangSong_GB2312" w:hAnsi="FangSong_GB2312" w:cs="FangSong_GB2312" w:hint="eastAsia"/>
-                <w:kern w:val="0"/>
-                <w:sz w:val="24"/>
-              </w:rPr>
-              <w:t xml:space="preserve">【教学组织】启动 实验3(Exp3)——用结构化 Prompt 驱动 v0 生成应用初始视图壳层</w:t>
-            </w:r>
-          </w:p>
-          <w:p>
-            <w:pPr>
-              <w:widowControl/>
-              <w:spacing w:line="400" w:lineRule="exact"/>
-              <w:jc w:val="left"/>
-              <w:rPr>
-                <w:rFonts w:ascii="FangSong_GB2312" w:eastAsia="FangSong_GB2312" w:hAnsi="FangSong_GB2312" w:cs="FangSong_GB2312"/>
-                <w:kern w:val="0"/>
-                <w:sz w:val="24"/>
-              </w:rPr>
-            </w:pPr>
-            <w:r>
-              <w:rPr>
-                <w:rFonts w:ascii="FangSong_GB2312" w:eastAsia="FangSong_GB2312" w:hAnsi="FangSong_GB2312" w:cs="FangSong_GB2312" w:hint="eastAsia"/>
-                <w:kern w:val="0"/>
-                <w:sz w:val="24"/>
-              </w:rPr>
-              <w:t xml:space="preserve">【教学方法】理论讲授、AI 生成翻车案例排雷、结构化 Prompt 演练</w:t>
-            </w:r>
-          </w:p>
-          <w:p>
-            <w:pPr>
-              <w:widowControl/>
-              <w:spacing w:line="400" w:lineRule="exact"/>
-              <w:jc w:val="left"/>
-              <w:rPr>
-                <w:rFonts w:ascii="FangSong_GB2312" w:eastAsia="FangSong_GB2312" w:hAnsi="FangSong_GB2312" w:cs="FangSong_GB2312"/>
-                <w:kern w:val="0"/>
-                <w:sz w:val="24"/>
-              </w:rPr>
-            </w:pPr>
-            <w:r>
-              <w:rPr>
-                <w:rFonts w:ascii="FangSong_GB2312" w:eastAsia="FangSong_GB2312" w:hAnsi="FangSong_GB2312" w:cs="FangSong_GB2312" w:hint="eastAsia"/>
+                <w:color w:val="000000"/>
+                <w:kern w:val="0"/>
+                <w:sz w:val="24"/>
+              </w:rPr>
+            </w:pPr>
+            <w:r>
+              <w:rPr>
+                <w:rFonts w:ascii="FangSong_GB2312" w:eastAsia="FangSong_GB2312" w:hAnsi="FangSong_GB2312" w:cs="FangSong_GB2312" w:hint="eastAsia"/>
+                <w:color w:val="000000"/>
+                <w:kern w:val="0"/>
+                <w:sz w:val="24"/>
+              </w:rPr>
+              <w:t xml:space="preserve">【教学组织】课堂实践与操作训练:</w:t>
+            </w:r>
+          </w:p>
+          <w:p>
+            <w:pPr>
+              <w:widowControl/>
+              <w:spacing w:line="400" w:lineRule="exact"/>
+              <w:jc w:val="left"/>
+              <w:rPr>
+                <w:rFonts w:ascii="FangSong_GB2312" w:eastAsia="FangSong_GB2312" w:hAnsi="FangSong_GB2312" w:cs="FangSong_GB2312"/>
+                <w:color w:val="000000"/>
+                <w:kern w:val="0"/>
+                <w:sz w:val="24"/>
+              </w:rPr>
+            </w:pPr>
+            <w:r>
+              <w:rPr>
+                <w:rFonts w:ascii="FangSong_GB2312" w:eastAsia="FangSong_GB2312" w:hAnsi="FangSong_GB2312" w:cs="FangSong_GB2312" w:hint="eastAsia"/>
+                <w:color w:val="000000"/>
+                <w:kern w:val="0"/>
+                <w:sz w:val="24"/>
+              </w:rPr>
+              <w:t xml:space="preserve">1. 实践任务指导：启动 实验3(Exp3)——用结构化 Prompt 驱动 v0 生成应用初始视图壳层</w:t>
+            </w:r>
+          </w:p>
+          <w:p>
+            <w:pPr>
+              <w:widowControl/>
+              <w:spacing w:line="400" w:lineRule="exact"/>
+              <w:jc w:val="left"/>
+              <w:rPr>
+                <w:rFonts w:ascii="FangSong_GB2312" w:eastAsia="FangSong_GB2312" w:hAnsi="FangSong_GB2312" w:cs="FangSong_GB2312"/>
+                <w:color w:val="000000"/>
+                <w:kern w:val="0"/>
+                <w:sz w:val="24"/>
+              </w:rPr>
+            </w:pPr>
+            <w:r>
+              <w:rPr>
+                <w:rFonts w:ascii="FangSong_GB2312" w:eastAsia="FangSong_GB2312" w:hAnsi="FangSong_GB2312" w:cs="FangSong_GB2312" w:hint="eastAsia"/>
+                <w:color w:val="000000"/>
+                <w:kern w:val="0"/>
+                <w:sz w:val="24"/>
+              </w:rPr>
+              <w:t xml:space="preserve">2. 核心任务目标：将 Token 体系与状态流转图转化为结构化 Prompt，通过 v0/CodeGeeX 生成应用初始视图壳层，提交 Prompt 原文 + 生成结果截图。</w:t>
+            </w:r>
+          </w:p>
+          <w:p>
+            <w:pPr>
+              <w:widowControl/>
+              <w:spacing w:line="400" w:lineRule="exact"/>
+              <w:jc w:val="left"/>
+              <w:rPr>
+                <w:rFonts w:ascii="FangSong_GB2312" w:eastAsia="FangSong_GB2312" w:hAnsi="FangSong_GB2312" w:cs="FangSong_GB2312"/>
+                <w:color w:val="000000"/>
+                <w:kern w:val="0"/>
+                <w:sz w:val="24"/>
+              </w:rPr>
+            </w:pPr>
+            <w:r>
+              <w:rPr>
+                <w:rFonts w:ascii="FangSong_GB2312" w:eastAsia="FangSong_GB2312" w:hAnsi="FangSong_GB2312" w:cs="FangSong_GB2312" w:hint="eastAsia"/>
+                <w:color w:val="000000"/>
+                <w:kern w:val="0"/>
+                <w:sz w:val="24"/>
+              </w:rPr>
+              <w:t xml:space="preserve">3. 教师巡回指导，及时发现并纠正学生实践中的认知偏差。</w:t>
+            </w:r>
+          </w:p>
+          <w:p>
+            <w:pPr>
+              <w:widowControl/>
+              <w:spacing w:line="400" w:lineRule="exact"/>
+              <w:jc w:val="left"/>
+              <w:rPr>
+                <w:rFonts w:ascii="FangSong_GB2312" w:eastAsia="FangSong_GB2312" w:hAnsi="FangSong_GB2312" w:cs="FangSong_GB2312"/>
+                <w:color w:val="000000"/>
+                <w:kern w:val="0"/>
+                <w:sz w:val="24"/>
+              </w:rPr>
+            </w:pPr>
+            <w:r>
+              <w:rPr>
+                <w:rFonts w:ascii="FangSong_GB2312" w:eastAsia="FangSong_GB2312" w:hAnsi="FangSong_GB2312" w:cs="FangSong_GB2312" w:hint="eastAsia"/>
+                <w:color w:val="000000"/>
+                <w:kern w:val="0"/>
+                <w:sz w:val="24"/>
+              </w:rPr>
+              <w:t xml:space="preserve">【教学方法】项目导引、AI 生成翻车案例排雷、结构化 Prompt 演练</w:t>
+            </w:r>
+          </w:p>
+          <w:p>
+            <w:pPr>
+              <w:widowControl/>
+              <w:spacing w:line="400" w:lineRule="exact"/>
+              <w:jc w:val="left"/>
+              <w:rPr>
+                <w:rFonts w:ascii="FangSong_GB2312" w:eastAsia="FangSong_GB2312" w:hAnsi="FangSong_GB2312" w:cs="FangSong_GB2312"/>
+                <w:color w:val="000000"/>
+                <w:kern w:val="0"/>
+                <w:sz w:val="24"/>
+              </w:rPr>
+            </w:pPr>
+            <w:r>
+              <w:rPr>
+                <w:rFonts w:ascii="FangSong_GB2312" w:eastAsia="FangSong_GB2312" w:hAnsi="FangSong_GB2312" w:cs="FangSong_GB2312" w:hint="eastAsia"/>
+                <w:color w:val="000000"/>
                 <w:kern w:val="0"/>
                 <w:sz w:val="24"/>
               </w:rPr>
@@ -1756,13 +2016,15 @@
               <w:jc w:val="left"/>
               <w:rPr>
                 <w:rFonts w:ascii="FangSong_GB2312" w:eastAsia="FangSong_GB2312" w:hAnsi="FangSong_GB2312" w:cs="FangSong_GB2312"/>
-                <w:kern w:val="0"/>
-                <w:sz w:val="24"/>
-              </w:rPr>
-            </w:pPr>
-            <w:r>
-              <w:rPr>
-                <w:rFonts w:ascii="FangSong_GB2312" w:eastAsia="FangSong_GB2312" w:hAnsi="FangSong_GB2312" w:cs="FangSong_GB2312" w:hint="eastAsia"/>
+                <w:color w:val="000000"/>
+                <w:kern w:val="0"/>
+                <w:sz w:val="24"/>
+              </w:rPr>
+            </w:pPr>
+            <w:r>
+              <w:rPr>
+                <w:rFonts w:ascii="FangSong_GB2312" w:eastAsia="FangSong_GB2312" w:hAnsi="FangSong_GB2312" w:cs="FangSong_GB2312" w:hint="eastAsia"/>
+                <w:color w:val="000000"/>
                 <w:kern w:val="0"/>
                 <w:sz w:val="24"/>
               </w:rPr>
@@ -1805,7 +2067,7 @@
         </w:tc>
         <w:tc>
           <w:tcPr>
-            <w:tcW w:w="3894" w:type="dxa"/>
+            <w:tcW w:w="1740" w:type="dxa"/>
             <w:tcBorders>
               <w:top w:val="single" w:sz="4" w:space="0" w:color="auto"/>
               <w:left w:val="single" w:sz="4" w:space="0" w:color="auto"/>
@@ -1826,7 +2088,7 @@
                 <w:rFonts w:ascii="FangSong_GB2312" w:eastAsia="FangSong_GB2312" w:hAnsi="FangSong_GB2312" w:cs="FangSong_GB2312"/>
                 <w:b/>
                 <w:bCs/>
-                <w:color w:val="FF0000"/>
+                <w:color w:val="000000"/>
                 <w:kern w:val="0"/>
                 <w:sz w:val="24"/>
               </w:rPr>
@@ -1836,7 +2098,7 @@
                 <w:rFonts w:ascii="FangSong_GB2312" w:eastAsia="FangSong_GB2312" w:hAnsi="FangSong_GB2312" w:cs="FangSong_GB2312" w:hint="eastAsia"/>
                 <w:b/>
                 <w:bCs/>
-                <w:color w:val="FF0000"/>
+                <w:color w:val="000000"/>
                 <w:kern w:val="0"/>
                 <w:sz w:val="24"/>
               </w:rPr>
@@ -1846,7 +2108,7 @@
         </w:tc>
         <w:tc>
           <w:tcPr>
-            <w:tcW w:w="3810" w:type="dxa"/>
+            <w:tcW w:w="5964" w:type="dxa"/>
             <w:tcBorders>
               <w:top w:val="single" w:sz="4" w:space="0" w:color="auto"/>
               <w:left w:val="single" w:sz="4" w:space="0" w:color="auto"/>
@@ -1866,53 +2128,125 @@
               <w:jc w:val="left"/>
               <w:rPr>
                 <w:rFonts w:ascii="FangSong_GB2312" w:eastAsia="FangSong_GB2312" w:hAnsi="FangSong_GB2312" w:cs="FangSong_GB2312"/>
-                <w:kern w:val="0"/>
-                <w:sz w:val="24"/>
-              </w:rPr>
-            </w:pPr>
-            <w:r>
-              <w:rPr>
-                <w:rFonts w:ascii="FangSong_GB2312" w:eastAsia="FangSong_GB2312" w:hAnsi="FangSong_GB2312" w:cs="FangSong_GB2312" w:hint="eastAsia"/>
-                <w:kern w:val="0"/>
-                <w:sz w:val="24"/>
-              </w:rPr>
-              <w:t xml:space="preserve">【教学组织】对比各组 Prompt 质量与生成效果，总结最佳实践</w:t>
-            </w:r>
-          </w:p>
-          <w:p>
-            <w:pPr>
-              <w:widowControl/>
-              <w:spacing w:line="400" w:lineRule="exact"/>
-              <w:jc w:val="left"/>
-              <w:rPr>
-                <w:rFonts w:ascii="FangSong_GB2312" w:eastAsia="FangSong_GB2312" w:hAnsi="FangSong_GB2312" w:cs="FangSong_GB2312"/>
-                <w:kern w:val="0"/>
-                <w:sz w:val="24"/>
-              </w:rPr>
-            </w:pPr>
-            <w:r>
-              <w:rPr>
-                <w:rFonts w:ascii="FangSong_GB2312" w:eastAsia="FangSong_GB2312" w:hAnsi="FangSong_GB2312" w:cs="FangSong_GB2312" w:hint="eastAsia"/>
-                <w:kern w:val="0"/>
-                <w:sz w:val="24"/>
-              </w:rPr>
-              <w:t xml:space="preserve">【时间安排】约10分钟（2.2实践学时）</w:t>
-            </w:r>
-          </w:p>
-          <w:p>
-            <w:pPr>
-              <w:widowControl/>
-              <w:spacing w:line="400" w:lineRule="exact"/>
-              <w:jc w:val="left"/>
-              <w:rPr>
-                <w:rFonts w:ascii="FangSong_GB2312" w:eastAsia="FangSong_GB2312" w:hAnsi="FangSong_GB2312" w:cs="FangSong_GB2312"/>
-                <w:kern w:val="0"/>
-                <w:sz w:val="24"/>
-              </w:rPr>
-            </w:pPr>
-            <w:r>
-              <w:rPr>
-                <w:rFonts w:ascii="FangSong_GB2312" w:eastAsia="FangSong_GB2312" w:hAnsi="FangSong_GB2312" w:cs="FangSong_GB2312" w:hint="eastAsia"/>
+                <w:color w:val="000000"/>
+                <w:kern w:val="0"/>
+                <w:sz w:val="24"/>
+              </w:rPr>
+            </w:pPr>
+            <w:r>
+              <w:rPr>
+                <w:rFonts w:ascii="FangSong_GB2312" w:eastAsia="FangSong_GB2312" w:hAnsi="FangSong_GB2312" w:cs="FangSong_GB2312" w:hint="eastAsia"/>
+                <w:color w:val="000000"/>
+                <w:kern w:val="0"/>
+                <w:sz w:val="24"/>
+              </w:rPr>
+              <w:t xml:space="preserve">【教学组织】知识凝练与教学反思:</w:t>
+            </w:r>
+          </w:p>
+          <w:p>
+            <w:pPr>
+              <w:widowControl/>
+              <w:spacing w:line="400" w:lineRule="exact"/>
+              <w:jc w:val="left"/>
+              <w:rPr>
+                <w:rFonts w:ascii="FangSong_GB2312" w:eastAsia="FangSong_GB2312" w:hAnsi="FangSong_GB2312" w:cs="FangSong_GB2312"/>
+                <w:color w:val="000000"/>
+                <w:kern w:val="0"/>
+                <w:sz w:val="24"/>
+              </w:rPr>
+            </w:pPr>
+            <w:r>
+              <w:rPr>
+                <w:rFonts w:ascii="FangSong_GB2312" w:eastAsia="FangSong_GB2312" w:hAnsi="FangSong_GB2312" w:cs="FangSong_GB2312" w:hint="eastAsia"/>
+                <w:color w:val="000000"/>
+                <w:kern w:val="0"/>
+                <w:sz w:val="24"/>
+              </w:rPr>
+              <w:t xml:space="preserve">1. 归纳梳理：对比各组 Prompt 质量与生成效果，总结最佳实践</w:t>
+            </w:r>
+          </w:p>
+          <w:p>
+            <w:pPr>
+              <w:widowControl/>
+              <w:spacing w:line="400" w:lineRule="exact"/>
+              <w:jc w:val="left"/>
+              <w:rPr>
+                <w:rFonts w:ascii="FangSong_GB2312" w:eastAsia="FangSong_GB2312" w:hAnsi="FangSong_GB2312" w:cs="FangSong_GB2312"/>
+                <w:color w:val="000000"/>
+                <w:kern w:val="0"/>
+                <w:sz w:val="24"/>
+              </w:rPr>
+            </w:pPr>
+            <w:r>
+              <w:rPr>
+                <w:rFonts w:ascii="FangSong_GB2312" w:eastAsia="FangSong_GB2312" w:hAnsi="FangSong_GB2312" w:cs="FangSong_GB2312" w:hint="eastAsia"/>
+                <w:color w:val="000000"/>
+                <w:kern w:val="0"/>
+                <w:sz w:val="24"/>
+              </w:rPr>
+              <w:t xml:space="preserve">2. 强化记忆：系统性总结本节课核心知识点与技能框架。</w:t>
+            </w:r>
+          </w:p>
+          <w:p>
+            <w:pPr>
+              <w:widowControl/>
+              <w:spacing w:line="400" w:lineRule="exact"/>
+              <w:jc w:val="left"/>
+              <w:rPr>
+                <w:rFonts w:ascii="FangSong_GB2312" w:eastAsia="FangSong_GB2312" w:hAnsi="FangSong_GB2312" w:cs="FangSong_GB2312"/>
+                <w:color w:val="000000"/>
+                <w:kern w:val="0"/>
+                <w:sz w:val="24"/>
+              </w:rPr>
+            </w:pPr>
+            <w:r>
+              <w:rPr>
+                <w:rFonts w:ascii="FangSong_GB2312" w:eastAsia="FangSong_GB2312" w:hAnsi="FangSong_GB2312" w:cs="FangSong_GB2312" w:hint="eastAsia"/>
+                <w:color w:val="000000"/>
+                <w:kern w:val="0"/>
+                <w:sz w:val="24"/>
+              </w:rPr>
+              <w:t xml:space="preserve">3. 布置课后延伸思考与预习任务。</w:t>
+            </w:r>
+          </w:p>
+          <w:p>
+            <w:pPr>
+              <w:widowControl/>
+              <w:spacing w:line="400" w:lineRule="exact"/>
+              <w:jc w:val="left"/>
+              <w:rPr>
+                <w:rFonts w:ascii="FangSong_GB2312" w:eastAsia="FangSong_GB2312" w:hAnsi="FangSong_GB2312" w:cs="FangSong_GB2312"/>
+                <w:color w:val="000000"/>
+                <w:kern w:val="0"/>
+                <w:sz w:val="24"/>
+              </w:rPr>
+            </w:pPr>
+            <w:r>
+              <w:rPr>
+                <w:rFonts w:ascii="FangSong_GB2312" w:eastAsia="FangSong_GB2312" w:hAnsi="FangSong_GB2312" w:cs="FangSong_GB2312" w:hint="eastAsia"/>
+                <w:color w:val="000000"/>
+                <w:kern w:val="0"/>
+                <w:sz w:val="24"/>
+              </w:rPr>
+              <w:t xml:space="preserve">【时间安排】约10分钟（0.2实践学时）</w:t>
+            </w:r>
+          </w:p>
+          <w:p>
+            <w:pPr>
+              <w:widowControl/>
+              <w:spacing w:line="400" w:lineRule="exact"/>
+              <w:jc w:val="left"/>
+              <w:rPr>
+                <w:rFonts w:ascii="FangSong_GB2312" w:eastAsia="FangSong_GB2312" w:hAnsi="FangSong_GB2312" w:cs="FangSong_GB2312"/>
+                <w:color w:val="000000"/>
+                <w:kern w:val="0"/>
+                <w:sz w:val="24"/>
+              </w:rPr>
+            </w:pPr>
+            <w:r>
+              <w:rPr>
+                <w:rFonts w:ascii="FangSong_GB2312" w:eastAsia="FangSong_GB2312" w:hAnsi="FangSong_GB2312" w:cs="FangSong_GB2312" w:hint="eastAsia"/>
+                <w:color w:val="000000"/>
                 <w:kern w:val="0"/>
                 <w:sz w:val="24"/>
               </w:rPr>
@@ -1985,15 +2319,15 @@
               <w:rPr>
                 <w:rFonts w:ascii="FangSong_GB2312" w:eastAsia="FangSong_GB2312" w:hAnsi="FangSong_GB2312" w:cs="FangSong_GB2312"/>
                 <w:bCs/>
-                <w:color w:val="333333"/>
-                <w:kern w:val="0"/>
-                <w:sz w:val="24"/>
-              </w:rPr>
-            </w:pPr>
-            <w:r>
-              <w:rPr>
-                <w:rFonts w:ascii="FangSong_GB2312" w:eastAsia="FangSong_GB2312" w:hAnsi="FangSong_GB2312" w:cs="FangSong_GB2312" w:hint="eastAsia"/>
-                <w:color w:val="FF0000"/>
+                <w:color w:val="000000"/>
+                <w:kern w:val="0"/>
+                <w:sz w:val="24"/>
+              </w:rPr>
+            </w:pPr>
+            <w:r>
+              <w:rPr>
+                <w:rFonts w:ascii="FangSong_GB2312" w:eastAsia="FangSong_GB2312" w:hAnsi="FangSong_GB2312" w:cs="FangSong_GB2312" w:hint="eastAsia"/>
+                <w:color w:val="000000"/>
                 <w:kern w:val="0"/>
                 <w:sz w:val="24"/>
               </w:rPr>

--- a/交互产品开发/Output/教案/教案_第9周_AI 原型协作结构化.docx
+++ b/交互产品开发/Output/教案/教案_第9周_AI 原型协作结构化.docx
@@ -225,7 +225,7 @@
                 <w:kern w:val="0"/>
                 <w:sz w:val="24"/>
               </w:rPr>
-              <w:t xml:space="preserve">9.2 启动 实验3(Exp3)，通过 v0 生成应用初始视图壳层</w:t>
+              <w:t xml:space="preserve">9.2 启动 实验4(Exp4)，通过 v0 生成应用初始视图壳层</w:t>
             </w:r>
           </w:p>
         </w:tc>
@@ -1663,7 +1663,7 @@
                 <w:kern w:val="0"/>
                 <w:sz w:val="24"/>
               </w:rPr>
-              <w:t xml:space="preserve">2. 实践要点拆解：9.1 大语言模型的人机协同系统架构应用；界面生成 Prompt 工程 9.2 启动 实验3(Exp3)，通过 v0 生成应用初始视图壳层</w:t>
+              <w:t xml:space="preserve">2. 实践要点拆解：9.1 大语言模型的人机协同系统架构应用；界面生成 Prompt 工程 9.2 启动 实验4(Exp4)，通过 v0 生成应用初始视图壳层</w:t>
             </w:r>
           </w:p>
           <w:p>
@@ -1918,7 +1918,7 @@
                 <w:kern w:val="0"/>
                 <w:sz w:val="24"/>
               </w:rPr>
-              <w:t xml:space="preserve">1. 实践任务指导：启动 实验3(Exp3)——用结构化 Prompt 驱动 v0 生成应用初始视图壳层</w:t>
+              <w:t xml:space="preserve">1. 实践任务指导：启动 实验4(Exp4)——用结构化 Prompt 驱动 v0 生成应用初始视图壳层</w:t>
             </w:r>
           </w:p>
           <w:p>
